--- a/assets/docs/loi-day/LỜI_DẠY_6.docx
+++ b/assets/docs/loi-day/LỜI_DẠY_6.docx
@@ -1,87 +1,60 @@
 
-<file path=word/document.xml><?xml version="1.0" encoding="utf-8"?>
+<file path=docProps\app.xml><?xml version="1.0" encoding="utf-8"?>
+<Properties xmlns="http://schemas.openxmlformats.org/officeDocument/2006/extended-properties" xmlns:vt="http://schemas.openxmlformats.org/officeDocument/2006/docPropsVTypes">
+  <Template>Normal</Template>
+  <TotalTime>0</TotalTime>
+  <Pages>1</Pages>
+  <Words>41</Words>
+  <Characters>238</Characters>
+  <Application>Microsoft Office Word</Application>
+  <DocSecurity>0</DocSecurity>
+  <Lines>1</Lines>
+  <Paragraphs>1</Paragraphs>
+  <ScaleCrop>false</ScaleCrop>
+  <Company/>
+  <LinksUpToDate>false</LinksUpToDate>
+  <CharactersWithSpaces>278</CharactersWithSpaces>
+  <SharedDoc>false</SharedDoc>
+  <HyperlinksChanged>false</HyperlinksChanged>
+  <AppVersion>16.0000</AppVersion>
+</Properties>
+</file>
+
+<file path=docProps\core.xml><?xml version="1.0" encoding="utf-8"?>
+<cp:coreProperties xmlns:cp="http://schemas.openxmlformats.org/package/2006/metadata/core-properties" xmlns:dc="http://purl.org/dc/elements/1.1/" xmlns:dcterms="http://purl.org/dc/terms/" xmlns:dcmitype="http://purl.org/dc/dcmitype/" xmlns:xsi="http://www.w3.org/2001/XMLSchema-instance">
+  <dc:title/>
+  <dc:subject/>
+  <dc:creator>NGUYỄN THỊ DIỆP CHI - 231A070370</dc:creator>
+  <cp:keywords/>
+  <dc:description/>
+  <cp:lastModifiedBy>NGUYỄN THỊ DIỆP CHI - 231A070370</cp:lastModifiedBy>
+  <cp:revision>2</cp:revision>
+  <dcterms:created xsi:type="dcterms:W3CDTF">2026-07-13T07:14:00Z</dcterms:created>
+  <dcterms:modified xsi:type="dcterms:W3CDTF">2026-07-13T07:14:00Z</dcterms:modified>
+</cp:coreProperties>
+</file>
+
+<file path=docProps\custom.xml><?xml version="1.0" encoding="utf-8"?>
+<Properties xmlns="http://schemas.openxmlformats.org/officeDocument/2006/custom-properties" xmlns:vt="http://schemas.openxmlformats.org/officeDocument/2006/docPropsVTypes">
+  <property fmtid="{D5CDD505-2E9C-101B-9397-08002B2CF9AE}" pid="2" name="GrammarlyDocumentId">
+    <vt:lpwstr>6f60664e-6683-4546-92b5-2fe2900d99e9</vt:lpwstr>
+  </property>
+</Properties>
+</file>
+
+<file path=word\document.xml><?xml version="1.0" encoding="utf-8"?>
 <w:document xmlns:wpc="http://schemas.microsoft.com/office/word/2010/wordprocessingCanvas" xmlns:cx="http://schemas.microsoft.com/office/drawing/2014/chartex" xmlns:cx1="http://schemas.microsoft.com/office/drawing/2015/9/8/chartex" xmlns:cx2="http://schemas.microsoft.com/office/drawing/2015/10/21/chartex" xmlns:cx3="http://schemas.microsoft.com/office/drawing/2016/5/9/chartex" xmlns:cx4="http://schemas.microsoft.com/office/drawing/2016/5/10/chartex" xmlns:cx5="http://schemas.microsoft.com/office/drawing/2016/5/11/chartex" xmlns:cx6="http://schemas.microsoft.com/office/drawing/2016/5/12/chartex" xmlns:cx7="http://schemas.microsoft.com/office/drawing/2016/5/13/chartex" xmlns:cx8="http://schemas.microsoft.com/office/drawing/2016/5/14/chartex" xmlns:mc="http://schemas.openxmlformats.org/markup-compatibility/2006" xmlns:aink="http://schemas.microsoft.com/office/drawing/2016/ink" xmlns:am3d="http://schemas.microsoft.com/office/drawing/2017/model3d" xmlns:o="urn:schemas-microsoft-com:office:office" xmlns:oel="http://schemas.microsoft.com/office/2019/extlst" xmlns:r="http://schemas.openxmlformats.org/officeDocument/2006/relationships" xmlns:m="http://schemas.openxmlformats.org/officeDocument/2006/math" xmlns:v="urn:schemas-microsoft-com:vml" xmlns:wp14="http://schemas.microsoft.com/office/word/2010/wordprocessingDrawing" xmlns:wp="http://schemas.openxmlformats.org/drawingml/2006/wordprocessingDrawing" xmlns:w10="urn:schemas-microsoft-com:office:word" xmlns:w="http://schemas.openxmlformats.org/wordprocessingml/2006/main" xmlns:w14="http://schemas.microsoft.com/office/word/2010/wordml" xmlns:w15="http://schemas.microsoft.com/office/word/2012/wordml" xmlns:w16cex="http://schemas.microsoft.com/office/word/2018/wordml/cex" xmlns:w16cid="http://schemas.microsoft.com/office/word/2016/wordml/cid" xmlns:w16="http://schemas.microsoft.com/office/word/2018/wordml" xmlns:w16du="http://schemas.microsoft.com/office/word/2023/wordml/word16du" xmlns:w16sdtdh="http://schemas.microsoft.com/office/word/2020/wordml/sdtdatahash" xmlns:w16sdtfl="http://schemas.microsoft.com/office/word/2024/wordml/sdtformatlock" xmlns:w16se="http://schemas.microsoft.com/office/word/2015/wordml/symex" xmlns:wpg="http://schemas.microsoft.com/office/word/2010/wordprocessingGroup" xmlns:wpi="http://schemas.microsoft.com/office/word/2010/wordprocessingInk" xmlns:wne="http://schemas.microsoft.com/office/word/2006/wordml" xmlns:wps="http://schemas.microsoft.com/office/word/2010/wordprocessingShape" mc:Ignorable="w14 w15 w16se w16cid w16 w16cex w16sdtdh w16sdtfl w16du wp14">
   <w:body>
     <w:p>
-      <w:pPr>
-        <w:spacing w:after="0" w:line="360" w:lineRule="auto"/>
-        <w:jc w:val="both"/>
-        <w:rPr>
-          <w:rFonts w:ascii="Times New Roman" w:hAnsi="Times New Roman" w:cs="Times New Roman"/>
-          <w:b/>
-          <w:bCs/>
-          <w:sz w:val="26"/>
-          <w:szCs w:val="26"/>
-        </w:rPr>
-      </w:pPr>
       <w:r>
-        <w:rPr>
-          <w:rFonts w:ascii="Times New Roman" w:hAnsi="Times New Roman" w:cs="Times New Roman"/>
-          <w:b/>
-          <w:bCs/>
-          <w:sz w:val="26"/>
-          <w:szCs w:val="26"/>
-          <w:lang w:val="vi-VN"/>
-        </w:rPr>
-        <w:t>“</w:t>
-      </w:r>
-      <w:r>
-        <w:rPr>
-          <w:rFonts w:ascii="Times New Roman" w:hAnsi="Times New Roman" w:cs="Times New Roman"/>
-          <w:b/>
-          <w:bCs/>
-          <w:sz w:val="26"/>
-          <w:szCs w:val="26"/>
-        </w:rPr>
-        <w:t xml:space="preserve">Cái gì cũ mà xấu thì phải bỏ. Cái gì cũ mà không xấu, nhưng phiền phức thì phải sửa đổi cho hợp lý. Cái gì cũ mà tốt thì phải phát triển thêm. Cái gì mới mà hay thì </w:t>
-      </w:r>
-      <w:r>
-        <w:rPr>
-          <w:rFonts w:ascii="Times New Roman" w:hAnsi="Times New Roman" w:cs="Times New Roman"/>
-          <w:b/>
-          <w:bCs/>
-          <w:sz w:val="26"/>
-          <w:szCs w:val="26"/>
-        </w:rPr>
-        <w:t>phải</w:t>
-      </w:r>
-      <w:r>
-        <w:rPr>
-          <w:rFonts w:ascii="Times New Roman" w:hAnsi="Times New Roman" w:cs="Times New Roman"/>
-          <w:b/>
-          <w:bCs/>
-          <w:sz w:val="26"/>
-          <w:szCs w:val="26"/>
-          <w:lang w:val="vi-VN"/>
-        </w:rPr>
-        <w:t xml:space="preserve"> làm.”</w:t>
+        <w:t>“Cái gì cũ mà xấu thì phải bỏ. Cái gì cũ mà không xấu, nhưng phiền phức thì phải sửa đổi cho hợp lý. Cái gì cũ mà tốt thì phải phát triển thêm. Cái gì mới mà hay thì phải làm.”</w:t>
       </w:r>
     </w:p>
     <w:p>
-      <w:pPr>
-        <w:spacing w:after="0" w:line="360" w:lineRule="auto"/>
-        <w:jc w:val="both"/>
-        <w:rPr>
-          <w:rFonts w:ascii="Times New Roman" w:hAnsi="Times New Roman" w:cs="Times New Roman"/>
-          <w:i/>
-          <w:iCs/>
-          <w:sz w:val="26"/>
-          <w:szCs w:val="26"/>
-          <w:lang w:val="vi-VN"/>
-        </w:rPr>
-      </w:pPr>
       <w:r>
-        <w:rPr>
-          <w:rFonts w:ascii="Times New Roman" w:hAnsi="Times New Roman" w:cs="Times New Roman"/>
-          <w:i/>
-          <w:iCs/>
-          <w:sz w:val="26"/>
-          <w:szCs w:val="26"/>
-        </w:rPr>
         <w:t>(Trích tác phẩm Đời sống mới, năm 1947, trong Hồ Chí Minh Toàn tập, NXB Chính trị quốc gia Sự thật.)</w:t>
       </w:r>
     </w:p>
-    <w:p/>
     <w:sectPr>
       <w:pgSz w:w="12240" w:h="15840"/>
       <w:pgMar w:top="1440" w:right="1440" w:bottom="1440" w:left="1440" w:header="720" w:footer="720" w:gutter="0"/>
@@ -92,7 +65,80 @@
 </w:document>
 </file>
 
-<file path=word/styles.xml><?xml version="1.0" encoding="utf-8"?>
+<file path=word\fontTable.xml><?xml version="1.0" encoding="utf-8"?>
+<w:fonts xmlns:mc="http://schemas.openxmlformats.org/markup-compatibility/2006" xmlns:r="http://schemas.openxmlformats.org/officeDocument/2006/relationships" xmlns:w="http://schemas.openxmlformats.org/wordprocessingml/2006/main" xmlns:w14="http://schemas.microsoft.com/office/word/2010/wordml" xmlns:w15="http://schemas.microsoft.com/office/word/2012/wordml" xmlns:w16cex="http://schemas.microsoft.com/office/word/2018/wordml/cex" xmlns:w16cid="http://schemas.microsoft.com/office/word/2016/wordml/cid" xmlns:w16="http://schemas.microsoft.com/office/word/2018/wordml" xmlns:w16du="http://schemas.microsoft.com/office/word/2023/wordml/word16du" xmlns:w16sdtdh="http://schemas.microsoft.com/office/word/2020/wordml/sdtdatahash" xmlns:w16sdtfl="http://schemas.microsoft.com/office/word/2024/wordml/sdtformatlock" xmlns:w16se="http://schemas.microsoft.com/office/word/2015/wordml/symex" mc:Ignorable="w14 w15 w16se w16cid w16 w16cex w16sdtdh w16sdtfl w16du">
+  <w:font w:name="Aptos">
+    <w:charset w:val="00"/>
+    <w:family w:val="swiss"/>
+    <w:pitch w:val="variable"/>
+    <w:sig w:usb0="20000287" w:usb1="00000003" w:usb2="00000000" w:usb3="00000000" w:csb0="0000019F" w:csb1="00000000"/>
+  </w:font>
+  <w:font w:name="Times New Roman">
+    <w:panose1 w:val="02020603050405020304"/>
+    <w:charset w:val="00"/>
+    <w:family w:val="roman"/>
+    <w:pitch w:val="variable"/>
+    <w:sig w:usb0="E0002EFF" w:usb1="C000785B" w:usb2="00000009" w:usb3="00000000" w:csb0="000001FF" w:csb1="00000000"/>
+  </w:font>
+  <w:font w:name="Aptos Display">
+    <w:charset w:val="00"/>
+    <w:family w:val="swiss"/>
+    <w:pitch w:val="variable"/>
+    <w:sig w:usb0="20000287" w:usb1="00000003" w:usb2="00000000" w:usb3="00000000" w:csb0="0000019F" w:csb1="00000000"/>
+  </w:font>
+</w:fonts>
+</file>
+
+<file path=word\settings.xml><?xml version="1.0" encoding="utf-8"?>
+<w:settings xmlns:mc="http://schemas.openxmlformats.org/markup-compatibility/2006" xmlns:o="urn:schemas-microsoft-com:office:office" xmlns:r="http://schemas.openxmlformats.org/officeDocument/2006/relationships" xmlns:m="http://schemas.openxmlformats.org/officeDocument/2006/math" xmlns:v="urn:schemas-microsoft-com:vml" xmlns:w10="urn:schemas-microsoft-com:office:word" xmlns:w="http://schemas.openxmlformats.org/wordprocessingml/2006/main" xmlns:w14="http://schemas.microsoft.com/office/word/2010/wordml" xmlns:w15="http://schemas.microsoft.com/office/word/2012/wordml" xmlns:w16cex="http://schemas.microsoft.com/office/word/2018/wordml/cex" xmlns:w16cid="http://schemas.microsoft.com/office/word/2016/wordml/cid" xmlns:w16="http://schemas.microsoft.com/office/word/2018/wordml" xmlns:w16du="http://schemas.microsoft.com/office/word/2023/wordml/word16du" xmlns:w16sdtdh="http://schemas.microsoft.com/office/word/2020/wordml/sdtdatahash" xmlns:w16sdtfl="http://schemas.microsoft.com/office/word/2024/wordml/sdtformatlock" xmlns:w16se="http://schemas.microsoft.com/office/word/2015/wordml/symex" xmlns:sl="http://schemas.openxmlformats.org/schemaLibrary/2006/main" mc:Ignorable="w14 w15 w16se w16cid w16 w16cex w16sdtdh w16sdtfl w16du">
+  <w:zoom w:percent="110"/>
+  <w:proofState w:grammar="clean"/>
+  <w:defaultTabStop w:val="720"/>
+  <w:characterSpacingControl w:val="doNotCompress"/>
+  <w:compat>
+    <w:compatSetting w:name="compatibilityMode" w:uri="http://schemas.microsoft.com/office/word" w:val="15"/>
+    <w:compatSetting w:name="overrideTableStyleFontSizeAndJustification" w:uri="http://schemas.microsoft.com/office/word" w:val="1"/>
+    <w:compatSetting w:name="enableOpenTypeFeatures" w:uri="http://schemas.microsoft.com/office/word" w:val="1"/>
+    <w:compatSetting w:name="doNotFlipMirrorIndents" w:uri="http://schemas.microsoft.com/office/word" w:val="1"/>
+    <w:compatSetting w:name="differentiateMultirowTableHeaders" w:uri="http://schemas.microsoft.com/office/word" w:val="1"/>
+    <w:compatSetting w:name="useWord2013TrackBottomHyphenation" w:uri="http://schemas.microsoft.com/office/word" w:val="0"/>
+  </w:compat>
+  <w:rsids>
+    <w:rsidRoot w:val="00EE1AC2"/>
+    <w:rsid w:val="004C4C4A"/>
+    <w:rsid w:val="00C21BF0"/>
+    <w:rsid w:val="00EE1AC2"/>
+  </w:rsids>
+  <m:mathPr>
+    <m:mathFont m:val="Cambria Math"/>
+    <m:brkBin m:val="before"/>
+    <m:brkBinSub m:val="--"/>
+    <m:smallFrac m:val="0"/>
+    <m:dispDef/>
+    <m:lMargin m:val="0"/>
+    <m:rMargin m:val="0"/>
+    <m:defJc m:val="centerGroup"/>
+    <m:wrapIndent m:val="1440"/>
+    <m:intLim m:val="subSup"/>
+    <m:naryLim m:val="undOvr"/>
+  </m:mathPr>
+  <w:themeFontLang w:val="en-US"/>
+  <w:clrSchemeMapping w:bg1="light1" w:t1="dark1" w:bg2="light2" w:t2="dark2" w:accent1="accent1" w:accent2="accent2" w:accent3="accent3" w:accent4="accent4" w:accent5="accent5" w:accent6="accent6" w:hyperlink="hyperlink" w:followedHyperlink="followedHyperlink"/>
+  <w:shapeDefaults>
+    <o:shapedefaults v:ext="edit" spidmax="1026"/>
+    <o:shapelayout v:ext="edit">
+      <o:idmap v:ext="edit" data="1"/>
+    </o:shapelayout>
+  </w:shapeDefaults>
+  <w:decimalSymbol w:val="."/>
+  <w:listSeparator w:val=","/>
+  <w14:docId w14:val="15481428"/>
+  <w15:chartTrackingRefBased/>
+  <w15:docId w15:val="{FFCE2482-0B43-4F59-A39C-69B255AAAD1E}"/>
+</w:settings>
+</file>
+
+<file path=word\styles.xml><?xml version="1.0" encoding="utf-8"?>
 <w:styles xmlns:mc="http://schemas.openxmlformats.org/markup-compatibility/2006" xmlns:r="http://schemas.openxmlformats.org/officeDocument/2006/relationships" xmlns:w="http://schemas.openxmlformats.org/wordprocessingml/2006/main" xmlns:w14="http://schemas.microsoft.com/office/word/2010/wordml" xmlns:w15="http://schemas.microsoft.com/office/word/2012/wordml" xmlns:w16cex="http://schemas.microsoft.com/office/word/2018/wordml/cex" xmlns:w16cid="http://schemas.microsoft.com/office/word/2016/wordml/cid" xmlns:w16="http://schemas.microsoft.com/office/word/2018/wordml" xmlns:w16du="http://schemas.microsoft.com/office/word/2023/wordml/word16du" xmlns:w16sdtdh="http://schemas.microsoft.com/office/word/2020/wordml/sdtdatahash" xmlns:w16sdtfl="http://schemas.microsoft.com/office/word/2024/wordml/sdtformatlock" xmlns:w16se="http://schemas.microsoft.com/office/word/2015/wordml/symex" mc:Ignorable="w14 w15 w16se w16cid w16 w16cex w16sdtdh w16sdtfl w16du">
   <w:docDefaults>
     <w:rPrDefault>
@@ -1013,7 +1059,7 @@
 </w:styles>
 </file>
 
-<file path=word/theme/theme1.xml><?xml version="1.0" encoding="utf-8"?>
+<file path=word\theme\theme1.xml><?xml version="1.0" encoding="utf-8"?>
 <a:theme xmlns:a="http://schemas.openxmlformats.org/drawingml/2006/main" name="Office Theme">
   <a:themeElements>
     <a:clrScheme name="Office">
@@ -1326,4 +1372,11 @@
     </a:ext>
   </a:extLst>
 </a:theme>
+</file>
+
+<file path=word\webSettings.xml><?xml version="1.0" encoding="utf-8"?>
+<w:webSettings xmlns:mc="http://schemas.openxmlformats.org/markup-compatibility/2006" xmlns:r="http://schemas.openxmlformats.org/officeDocument/2006/relationships" xmlns:w="http://schemas.openxmlformats.org/wordprocessingml/2006/main" xmlns:w14="http://schemas.microsoft.com/office/word/2010/wordml" xmlns:w15="http://schemas.microsoft.com/office/word/2012/wordml" xmlns:w16cex="http://schemas.microsoft.com/office/word/2018/wordml/cex" xmlns:w16cid="http://schemas.microsoft.com/office/word/2016/wordml/cid" xmlns:w16="http://schemas.microsoft.com/office/word/2018/wordml" xmlns:w16du="http://schemas.microsoft.com/office/word/2023/wordml/word16du" xmlns:w16sdtdh="http://schemas.microsoft.com/office/word/2020/wordml/sdtdatahash" xmlns:w16sdtfl="http://schemas.microsoft.com/office/word/2024/wordml/sdtformatlock" xmlns:w16se="http://schemas.microsoft.com/office/word/2015/wordml/symex" mc:Ignorable="w14 w15 w16se w16cid w16 w16cex w16sdtdh w16sdtfl w16du">
+  <w:optimizeForBrowser/>
+  <w:allowPNG/>
+</w:webSettings>
 </file>